--- a/livrables/lecons/appli-ia/2026-08-07_lecon-appli-ia_02_socle-web-premier-ecran.docx
+++ b/livrables/lecons/appli-ia/2026-08-07_lecon-appli-ia_02_socle-web-premier-ecran.docx
@@ -1310,7 +1310,7 @@
           <w:sz w:val="20"/>
           <w:szCs w:val="20"/>
         </w:rPr>
-        <w:t xml:space="preserve"># Tu dois voir :</w:t>
+        <w:t xml:space="preserve"># Tu dois voir (sortie mesurée le 07/08/2026, revérifiée le 25/09/2026 au commit a9eb6a4 :</w:t>
       </w:r>
     </w:p>
     <w:p>
@@ -2243,6 +2243,17 @@
               </w:rPr>
               <w:t xml:space="preserve">Un autre processus (ou un serveur que tu as oublié d'arrêter) écoute déjà sur le port 3000.</w:t>
             </w:r>
+            <w:r>
+              <w:rPr>
+                <w:rFonts w:ascii="Times New Roman" w:cs="Times New Roman" w:eastAsia="Times New Roman" w:hAnsi="Times New Roman"/>
+                <w:i/>
+                <w:iCs/>
+                <w:color w:val="6B7280"/>
+                <w:sz w:val="20"/>
+                <w:szCs w:val="20"/>
+              </w:rPr>
+              <w:t xml:space="preserve"> [Corrigé le 25/09/2026 : symptôme vérifié, pas corrigé. Reproduit le 25/09/2026 sur Node.js v24.15.0. « Error: listen EADDRINUSE: address already in use :::3000 » sort au caractère près — c'est le seul des vingt messages du parcours qui était exact, et la leçon 04 le republiera tronqué deux semaines plus tard.]</w:t>
+            </w:r>
           </w:p>
         </w:tc>
         <w:tc>
@@ -2281,7 +2292,7 @@
                 <w:sz w:val="20"/>
                 <w:szCs w:val="20"/>
               </w:rPr>
-              <w:t xml:space="preserve">ReferenceError: require is not defined</w:t>
+              <w:t xml:space="preserve">ReferenceError: require is not defined in ES module scope, you can use import instead</w:t>
             </w:r>
           </w:p>
         </w:tc>
@@ -2302,6 +2313,17 @@
               </w:rPr>
               <w:t xml:space="preserve">Tu as lancé le script avec une version de Node trop ancienne ou dans un contexte ESM.</w:t>
             </w:r>
+            <w:r>
+              <w:rPr>
+                <w:rFonts w:ascii="Times New Roman" w:cs="Times New Roman" w:eastAsia="Times New Roman" w:hAnsi="Times New Roman"/>
+                <w:i/>
+                <w:iCs/>
+                <w:color w:val="6B7280"/>
+                <w:sz w:val="20"/>
+                <w:szCs w:val="20"/>
+              </w:rPr>
+              <w:t xml:space="preserve"> [Corrigé le 25/09/2026 : le symptôme s'arrêtait à « require is not defined ». Reproduit le 25/09/2026 sur Node.js v24.15.0. Node donne le remède DANS le message : « in ES module scope, you can use import instead ». La moitié coupée était la moitié utile.]</w:t>
+            </w:r>
           </w:p>
         </w:tc>
         <w:tc>
@@ -2320,6 +2342,17 @@
                 <w:szCs w:val="20"/>
               </w:rPr>
               <w:t xml:space="preserve">Vérifie que node --version retourne v24.x.x. Le script utilise CommonJS (require), pas ESM (import).</w:t>
+            </w:r>
+            <w:r>
+              <w:rPr>
+                <w:rFonts w:ascii="Times New Roman" w:cs="Times New Roman" w:eastAsia="Times New Roman" w:hAnsi="Times New Roman"/>
+                <w:i/>
+                <w:iCs/>
+                <w:color w:val="6B7280"/>
+                <w:sz w:val="20"/>
+                <w:szCs w:val="20"/>
+              </w:rPr>
+              <w:t xml:space="preserve"> [Corrigé le 25/09/2026 : consigne vérifiée, pas corrigée. Mesuré le 25/09/2026 : node --version rend v24.15.0 (/usr/local/bin/node, celui que lance le job) et v24.18.1 (celui de nvm) — deux binaires sur cette machine, tous deux en v24.x, donc la consigne tient. Le LTS courant est v24.21.0. Et la sortie de démarrage plus haut a été revérifiée au commit a9eb6a4 : le serveur de la leçon 02 imprimait bien le ✅ annoncé ; il a disparu du code depuis, la sortie est donc datée.]</w:t>
             </w:r>
           </w:p>
         </w:tc>
@@ -2360,6 +2393,17 @@
                 <w:szCs w:val="20"/>
               </w:rPr>
               <w:t xml:space="preserve">Idem — version de Node trop ancienne (node: préfixe disponible depuis Node 14.18).</w:t>
+            </w:r>
+            <w:r>
+              <w:rPr>
+                <w:rFonts w:ascii="Times New Roman" w:cs="Times New Roman" w:eastAsia="Times New Roman" w:hAnsi="Times New Roman"/>
+                <w:i/>
+                <w:iCs/>
+                <w:color w:val="6B7280"/>
+                <w:sz w:val="20"/>
+                <w:szCs w:val="20"/>
+              </w:rPr>
+              <w:t xml:space="preserve"> [Corrigé le 25/09/2026 : ce symptôme n'est PAS reproductible sur le Node de ce projet, et c'est dit ici plutôt que supposé. Vérifié le 25/09/2026 sur v24.15.0 : require('node:http') fonctionne, donc la ligne décrit un Node antérieur à v14.18.0 qu'on n'a pas sous la main. Ce qu'on peut reproduire, c'est le message voisin, pour un module intégré inconnu : Error [ERR_UNKNOWN_BUILTIN_MODULE]: No such built-in module: node:pathx. La date du préfixe node: (v14.18.0 et v16.0.0) avait été vérifiée le 18/09/2026 à la table History de require() dans la documentation des modules.]</w:t>
             </w:r>
           </w:p>
         </w:tc>
@@ -2458,7 +2502,7 @@
                 <w:sz w:val="20"/>
                 <w:szCs w:val="20"/>
               </w:rPr>
-              <w:t xml:space="preserve">fetch: TypeError: Failed to fetch (dans le navigateur)</w:t>
+              <w:t xml:space="preserve">TypeError: Failed to fetch — console : Failed to load resource: net::ERR_CONNECTION_REFUSED</w:t>
             </w:r>
           </w:p>
         </w:tc>
@@ -2478,6 +2522,17 @@
                 <w:szCs w:val="20"/>
               </w:rPr>
               <w:t xml:space="preserve">Le serveur n'est pas lancé ou a planté. La page HTML s'affiche mais l'API est muette.</w:t>
+            </w:r>
+            <w:r>
+              <w:rPr>
+                <w:rFonts w:ascii="Times New Roman" w:cs="Times New Roman" w:eastAsia="Times New Roman" w:hAnsi="Times New Roman"/>
+                <w:i/>
+                <w:iCs/>
+                <w:color w:val="6B7280"/>
+                <w:sz w:val="20"/>
+                <w:szCs w:val="20"/>
+              </w:rPr>
+              <w:t xml:space="preserve"> [Corrigé le 25/09/2026 : le symptôme était écrit « fetch: TypeError: Failed to fetch » : le préfixe « fetch: » n'existe pas. Reproduit le 25/09/2026 dans un navigateur, sur un port fermé : l'exception attrapée est « TypeError: Failed to fetch » et la console affiche, séparément, « Failed to load resource: net::ERR_CONNECTION_REFUSED ». Deux lignes, deux endroits.]</w:t>
             </w:r>
           </w:p>
         </w:tc>
@@ -3442,6 +3497,72 @@
           <w:szCs w:val="18"/>
         </w:rPr>
         <w:t xml:space="preserve">— Portail Livrables · Parcours Développement d'applications avec l'IA —</w:t>
+      </w:r>
+    </w:p>
+    <w:p>
+      <w:pPr>
+        <w:spacing w:after="120" w:before="360" w:line="276"/>
+      </w:pPr>
+      <w:r>
+        <w:rPr>
+          <w:rFonts w:ascii="Times New Roman" w:cs="Times New Roman" w:eastAsia="Times New Roman" w:hAnsi="Times New Roman"/>
+          <w:b/>
+          <w:bCs/>
+          <w:color w:val="1F2937"/>
+          <w:sz w:val="22"/>
+          <w:szCs w:val="22"/>
+        </w:rPr>
+        <w:t xml:space="preserve">📝 Journal des corrections — 25 septembre 2026</w:t>
+      </w:r>
+    </w:p>
+    <w:p>
+      <w:pPr>
+        <w:spacing w:after="60" w:before="60" w:line="276"/>
+      </w:pPr>
+      <w:r>
+        <w:rPr>
+          <w:rFonts w:ascii="Times New Roman" w:cs="Times New Roman" w:eastAsia="Times New Roman" w:hAnsi="Times New Roman"/>
+          <w:b/>
+          <w:bCs/>
+          <w:color w:val="1F2937"/>
+          <w:sz w:val="22"/>
+          <w:szCs w:val="22"/>
+        </w:rPr>
+        <w:t xml:space="preserve">Trois symptômes sur quatre n'avaient pas été lancés.</w:t>
+      </w:r>
+      <w:r>
+        <w:rPr>
+          <w:rFonts w:ascii="Times New Roman" w:cs="Times New Roman" w:eastAsia="Times New Roman" w:hAnsi="Times New Roman"/>
+          <w:color w:val="1F2937"/>
+          <w:sz w:val="22"/>
+          <w:szCs w:val="22"/>
+        </w:rPr>
+        <w:t xml:space="preserve"> « ReferenceError: require is not defined » était coupé avant le remède que Node imprime lui-même (« in ES module scope, you can use import instead ») ; « fetch: TypeError: Failed to fetch » portait un préfixe inventé, l'exception réelle étant « TypeError: Failed to fetch » et la ligne de console « Failed to load resource: net::ERR_CONNECTION_REFUSED » ; et « Error: Cannot find module 'node:http' » décrit un Node antérieur à v14.18.0 qu'on ne peut pas reproduire — c'est maintenant écrit dans la ligne, avec le message voisin qui, lui, se reproduit.</w:t>
+      </w:r>
+    </w:p>
+    <w:p>
+      <w:pPr>
+        <w:spacing w:after="60" w:before="60" w:line="276"/>
+      </w:pPr>
+      <w:r>
+        <w:rPr>
+          <w:rFonts w:ascii="Times New Roman" w:cs="Times New Roman" w:eastAsia="Times New Roman" w:hAnsi="Times New Roman"/>
+          <w:b/>
+          <w:bCs/>
+          <w:color w:val="1F2937"/>
+          <w:sz w:val="22"/>
+          <w:szCs w:val="22"/>
+        </w:rPr>
+        <w:t xml:space="preserve">Et le quatrième était exact.</w:t>
+      </w:r>
+      <w:r>
+        <w:rPr>
+          <w:rFonts w:ascii="Times New Roman" w:cs="Times New Roman" w:eastAsia="Times New Roman" w:hAnsi="Times New Roman"/>
+          <w:color w:val="1F2937"/>
+          <w:sz w:val="22"/>
+          <w:szCs w:val="22"/>
+        </w:rPr>
+        <w:t xml:space="preserve"> « Error: listen EADDRINUSE: address already in use :::3000 » sort au caractère près (reproduit le 25/09/2026 en lançant deux fois un serveur sur le port 3000). C'est le seul message exact des vingt relevés dans les sept leçons — et la leçon 04 le republiera tronqué, sans « : address already in use », deux semaines plus tard.</w:t>
       </w:r>
     </w:p>
     <w:sectPr>
